--- a/src/6.Report/Rep33019835.LoanDeedVehicleLoan.docx
+++ b/src/6.Report/Rep33019835.LoanDeedVehicleLoan.docx
@@ -16,9 +16,9 @@
 </w:document>
 </file>
 
-<file path=customXML/item2.xml>��< ? x m l   v e r s i o n = " 1 . 0 "   e n c o d i n g = " u t f - 1 6 " ? > +<file path=customXml/item2.xml>��< ? x m l   v e r s i o n = " 1 . 0 "   e n c o d i n g = " u t f - 1 6 " ? >   
- < N a v W o r d R e p o r t X m l P a r t   x m l n s = " u r n : m i c r o s o f t - d y n a m i c s - n a v / r e p o r t s / L o a n _ D e e d _ V e h i c l e _ L o a n / 3 3 0 1 9 8 3 5 / " > + < N a v W o r d R e p o r t X m l P a r t   x m l n s = " u r n : m i c r o s o f t - d y n a m i c s - n a v / r e p o r t s / L o a n _ D e e d _ V e h i c l e _ L o a n / 5 0 0 3 4 / " >   
      < E m p l o y e e _ L o a n _ A d v a n c e >   

--- a/src/6.Report/Rep33019835.LoanDeedVehicleLoan.docx
+++ b/src/6.Report/Rep33019835.LoanDeedVehicleLoan.docx
@@ -28,11 +28,15 @@
  
          < A p p l i e d L o a n A d v a n c e > A p p l i e d L o a n A d v a n c e < / A p p l i e d L o a n A d v a n c e >   
+         < B r a n c h N a m e > B r a n c h N a m e < / B r a n c h N a m e > + 
          < C h o r o C h o r i > C h o r o C h o r i < / C h o r o C h o r i >   
          < C i t i z e n s h i p D a t e > C i t i z e n s h i p D a t e < / C i t i z e n s h i p D a t e >   
          < C i t i z e n s h i p N o > C i t i z e n s h i p N o < / C i t i z e n s h i p N o > + 
+         < C o s t O f V e h i c l e > C o s t O f V e h i c l e < / C o s t O f V e h i c l e >   
          < C u r r e n t D a y > C u r r e n t D a y < / C u r r e n t D a y >   
@@ -40,11 +44,17 @@
  
          < C u r r e n t Y e a r > C u r r e n t Y e a r < / C u r r e n t Y e a r >   
+         < D e p a r t m e n t N a m e > D e p a r t m e n t N a m e < / D e p a r t m e n t N a m e > + 
          < D i s b u r s e d A m t > D i s b u r s e d A m t < / D i s b u r s e d A m t >   
          < D i s t r i c t N a m e > D i s t r i c t N a m e < / D i s t r i c t N a m e >   
+         < E M I A m o u n t > E M I A m o u n t < / E M I A m o u n t > + 
          < E m p l o y e e C o d e > E m p l o y e e C o d e < / E m p l o y e e C o d e > + 
+         < E m p l o y e e N a m e > E m p l o y e e N a m e < / E m p l o y e e N a m e >   
          < E m p N a m e > E m p N a m e < / E m p N a m e >   
@@ -56,12 +66,34 @@
  
          < G r a n d f a t h e r N a m e > G r a n d f a t h e r N a m e < / G r a n d f a t h e r N a m e >   
+         < I n t e r e s t R a t e > I n t e r e s t R a t e < / I n t e r e s t R a t e > + 
+         < J o b T i t l e > J o b T i t l e < / J o b T i t l e > + 
+         < L i c e n s e N o > L i c e n s e N o < / L i c e n s e N o > + 
+         < L o a n N o > L o a n N o < / L o a n N o > + 
+         < N a m e O f S u p p l i e r > N a m e O f S u p p l i e r < / N a m e O f S u p p l i e r > + 
          < N a t i N a t i n i > N a t i N a t i n i < / N a t i N a t i n i > + 
+         < R e p a y m e n t P e r i o d > R e p a y m e n t P e r i o d < / R e p a y m e n t P e r i o d >   
          < R e q u e s t e d L o a n D a t e > R e q u e s t e d L o a n D a t e < / R e q u e s t e d L o a n D a t e >   
          < V D C M u n i c i p a l i t y > V D C M u n i c i p a l i t y < / V D C M u n i c i p a l i t y >   
+         < V e h i c l e C h a s i s N o > V e h i c l e C h a s i s N o < / V e h i c l e C h a s i s N o > + 
+         < V e h i c l e E n g i n e N o > V e h i c l e E n g i n e N o < / V e h i c l e E n g i n e N o > + 
+         < V e h i c l e M o d e l > V e h i c l e M o d e l < / V e h i c l e M o d e l > + 
+         < V e h i c l e R e g i s t r a t i o n N o > V e h i c l e R e g i s t r a t i o n N o < / V e h i c l e R e g i s t r a t i o n N o > + 
+         < V e h i c l e T y p e N e p a l i > V e h i c l e T y p e N e p a l i < / V e h i c l e T y p e N e p a l i > + 
      < / E m p l o y e e _ L o a n _ A d v a n c e >   
  < / N a v W o r d R e p o r t X m l P a r t > 
